--- a/job-search/resumes/07_Citigroup_Lead_IT_Business_Analyst.docx
+++ b/job-search/resumes/07_Citigroup_Lead_IT_Business_Analyst.docx
@@ -56,7 +56,7 @@
     </w:p>
     <w:p>
       <w:pPr>
-        <w:spacing w:after="60" w:before="160" w:line="240" w:lineRule="auto"/>
+        <w:spacing w:after="60" w:before="140" w:line="240" w:lineRule="auto"/>
         <w:pBdr>
           <w:bottom w:val="single" w:sz="6" w:space="2" w:color="BFBFBF"/>
         </w:pBdr>
@@ -84,12 +84,12 @@
           <w:i w:val="0"/>
           <w:sz w:val="20"/>
         </w:rPr>
-        <w:t>Technical business analyst with 6+ years leading systems analysis across enterprise platforms, translating business need into technical requirements and integration-aware solution design. Comfortable across SAP, SQL Server, Snowflake and Informatica, performing impact and scope analysis over integrated systems before build. Hands-on with data quality controls, lineage, stewardship and ERP master data, including a full SAP migration delivered at 100% data integrity. Writes user stories and acceptance criteria, authors test cases, partners with QA through defect triage, and drives UAT and business acceptance to formal sign-off. M.S. Information Systems; B.E. Industrial Engineering.</w:t>
+        <w:t>Analytics engineer with 6+ years building ETL pipelines and automated reporting on cloud infrastructure, replacing manual process with governed data products. Python and SQL pipelines released through CI/CD practices, plus Informatica ETL standards that keep data flows consistent and auditable. Advanced SQL and Python with Power BI and Tableau — dashboards that cut reporting time 30% and KPI frameworks presented monthly to senior leadership. Delivered a full SAP migration at 100% data integrity with a 40% drop in data entry errors, under documented quality controls and auditable, lineage-traceable data flows.</w:t>
       </w:r>
     </w:p>
     <w:p>
       <w:pPr>
-        <w:spacing w:after="60" w:before="160" w:line="240" w:lineRule="auto"/>
+        <w:spacing w:after="60" w:before="140" w:line="240" w:lineRule="auto"/>
         <w:pBdr>
           <w:bottom w:val="single" w:sz="6" w:space="2" w:color="BFBFBF"/>
         </w:pBdr>
@@ -117,12 +117,12 @@
           <w:i w:val="0"/>
           <w:sz w:val="19"/>
         </w:rPr>
-        <w:t>Requirements Elicitation &amp; Documentation  ·  User Stories &amp; Acceptance Criteria  ·  UAT &amp; Business Acceptance Testing  ·  Test Case Authoring &amp; QA Partnership  ·  Current/Future-State Process Analysis  ·  Requirements Traceability  ·  Data Governance &amp; Quality Controls  ·  Master Data, Metadata &amp; Lineage  ·  Data Stewardship &amp; Auditability  ·  Regulatory &amp; Compliance Reporting  ·  Systems &amp; Integration Impact Analysis  ·  ERP (SAP) Implementation Support</w:t>
+        <w:t>process &amp; reporting automation  ·  system &amp; data integration  ·  Python (Pandas, NumPy, Scikit-learn)  ·  operational &amp; executive reporting  ·  CI/CD pipelines  ·  cloud platforms (AWS/Azure/GCP)  ·  regulatory &amp; compliance reporting  ·  mentoring &amp; knowledge transfer  ·  SQL &amp; Python analysis  ·  Power BI &amp; Tableau dashboards  ·  KPI design &amp; executive reporting  ·  ETL &amp; data pipeline development</w:t>
       </w:r>
     </w:p>
     <w:p>
       <w:pPr>
-        <w:spacing w:after="60" w:before="160" w:line="240" w:lineRule="auto"/>
+        <w:spacing w:after="60" w:before="140" w:line="240" w:lineRule="auto"/>
         <w:pBdr>
           <w:bottom w:val="single" w:sz="6" w:space="2" w:color="BFBFBF"/>
         </w:pBdr>
@@ -149,14 +149,74 @@
           <w:b/>
           <w:sz w:val="20"/>
         </w:rPr>
-        <w:t xml:space="preserve">Business Analysis: </w:t>
+        <w:t xml:space="preserve">Data Engineering: </w:t>
       </w:r>
       <w:r>
         <w:rPr>
           <w:rFonts w:ascii="Calibri" w:hAnsi="Calibri"/>
           <w:sz w:val="20"/>
         </w:rPr>
-        <w:t>Requirements elicitation, functional &amp; non-functional specs, user stories, acceptance criteria, process flows (Visio), current/future-state and gap analysis</w:t>
+        <w:t>process &amp; reporting automation, system &amp; data integration, CI/CD pipelines, cloud platforms (AWS/Azure/GCP), ETL pipeline development, Informatica, data modeling</w:t>
+      </w:r>
+    </w:p>
+    <w:p>
+      <w:pPr>
+        <w:spacing w:after="20" w:before="0" w:line="240" w:lineRule="auto"/>
+      </w:pPr>
+      <w:r>
+        <w:rPr>
+          <w:rFonts w:ascii="Calibri" w:hAnsi="Calibri"/>
+          <w:b/>
+          <w:sz w:val="20"/>
+        </w:rPr>
+        <w:t xml:space="preserve">Languages &amp; Querying: </w:t>
+      </w:r>
+      <w:r>
+        <w:rPr>
+          <w:rFonts w:ascii="Calibri" w:hAnsi="Calibri"/>
+          <w:sz w:val="20"/>
+        </w:rPr>
+        <w:t>Python (Pandas, NumPy, Scikit-learn), SQL (advanced), Excel (advanced), VBA</w:t>
+      </w:r>
+    </w:p>
+    <w:p>
+      <w:pPr>
+        <w:spacing w:after="20" w:before="0" w:line="240" w:lineRule="auto"/>
+      </w:pPr>
+      <w:r>
+        <w:rPr>
+          <w:rFonts w:ascii="Calibri" w:hAnsi="Calibri"/>
+          <w:b/>
+          <w:sz w:val="20"/>
+        </w:rPr>
+        <w:t xml:space="preserve">BI &amp; Visualization: </w:t>
+      </w:r>
+      <w:r>
+        <w:rPr>
+          <w:rFonts w:ascii="Calibri" w:hAnsi="Calibri"/>
+          <w:sz w:val="20"/>
+        </w:rPr>
+        <w:t>operational &amp; executive reporting, Power BI (DAX, Power Query), Tableau, SSRS, dashboards, KPI design &amp; monitoring</w:t>
+      </w:r>
+    </w:p>
+    <w:p>
+      <w:pPr>
+        <w:spacing w:after="20" w:before="0" w:line="240" w:lineRule="auto"/>
+      </w:pPr>
+      <w:r>
+        <w:rPr>
+          <w:rFonts w:ascii="Calibri" w:hAnsi="Calibri"/>
+          <w:b/>
+          <w:sz w:val="20"/>
+        </w:rPr>
+        <w:t xml:space="preserve">Data Governance: </w:t>
+      </w:r>
+      <w:r>
+        <w:rPr>
+          <w:rFonts w:ascii="Calibri" w:hAnsi="Calibri"/>
+          <w:sz w:val="20"/>
+        </w:rPr>
+        <w:t>regulatory &amp; compliance reporting</w:t>
       </w:r>
     </w:p>
     <w:p>
@@ -176,67 +236,7 @@
           <w:rFonts w:ascii="Calibri" w:hAnsi="Calibri"/>
           <w:sz w:val="20"/>
         </w:rPr>
-        <w:t>Agile/Scrum, SAFe, Waterfall, hybrid delivery, JIRA, Confluence, Smartsheet, Lean, root cause analysis</w:t>
-      </w:r>
-    </w:p>
-    <w:p>
-      <w:pPr>
-        <w:spacing w:after="20" w:before="0" w:line="240" w:lineRule="auto"/>
-      </w:pPr>
-      <w:r>
-        <w:rPr>
-          <w:rFonts w:ascii="Calibri" w:hAnsi="Calibri"/>
-          <w:b/>
-          <w:sz w:val="20"/>
-        </w:rPr>
-        <w:t xml:space="preserve">Analytics &amp; Querying: </w:t>
-      </w:r>
-      <w:r>
-        <w:rPr>
-          <w:rFonts w:ascii="Calibri" w:hAnsi="Calibri"/>
-          <w:sz w:val="20"/>
-        </w:rPr>
-        <w:t>SQL (advanced), Python (Pandas, NumPy, Scikit-learn), Excel (advanced), SAS, VBA, PowerShell</w:t>
-      </w:r>
-    </w:p>
-    <w:p>
-      <w:pPr>
-        <w:spacing w:after="20" w:before="0" w:line="240" w:lineRule="auto"/>
-      </w:pPr>
-      <w:r>
-        <w:rPr>
-          <w:rFonts w:ascii="Calibri" w:hAnsi="Calibri"/>
-          <w:b/>
-          <w:sz w:val="20"/>
-        </w:rPr>
-        <w:t xml:space="preserve">Data Engineering: </w:t>
-      </w:r>
-      <w:r>
-        <w:rPr>
-          <w:rFonts w:ascii="Calibri" w:hAnsi="Calibri"/>
-          <w:sz w:val="20"/>
-        </w:rPr>
-        <w:t>ETL pipeline development, Informatica, large-dataset cleaning &amp; processing, data modeling, database design, system integration</w:t>
-      </w:r>
-    </w:p>
-    <w:p>
-      <w:pPr>
-        <w:spacing w:after="20" w:before="0" w:line="240" w:lineRule="auto"/>
-      </w:pPr>
-      <w:r>
-        <w:rPr>
-          <w:rFonts w:ascii="Calibri" w:hAnsi="Calibri"/>
-          <w:b/>
-          <w:sz w:val="20"/>
-        </w:rPr>
-        <w:t xml:space="preserve">Cloud &amp; Delivery: </w:t>
-      </w:r>
-      <w:r>
-        <w:rPr>
-          <w:rFonts w:ascii="Calibri" w:hAnsi="Calibri"/>
-          <w:sz w:val="20"/>
-        </w:rPr>
-        <w:t>Cloud platforms (AWS/Azure/GCP), CI/CD pipelines, Snowflake, SQL Server</w:t>
+        <w:t>mentoring &amp; knowledge transfer, Agile/Scrum, Waterfall, JIRA, Confluence, stakeholder management</w:t>
       </w:r>
     </w:p>
     <w:p>
@@ -256,12 +256,32 @@
           <w:rFonts w:ascii="Calibri" w:hAnsi="Calibri"/>
           <w:sz w:val="20"/>
         </w:rPr>
-        <w:t>SAP (SD, MM, CRM, PP, WLM), SQL Server, Snowflake, Informatica, WMS</w:t>
+        <w:t>SAP (SD, MM, CRM, PP, WLM), SQL Server, Snowflake</w:t>
       </w:r>
     </w:p>
     <w:p>
       <w:pPr>
-        <w:spacing w:after="60" w:before="160" w:line="240" w:lineRule="auto"/>
+        <w:spacing w:after="20" w:before="0" w:line="240" w:lineRule="auto"/>
+      </w:pPr>
+      <w:r>
+        <w:rPr>
+          <w:rFonts w:ascii="Calibri" w:hAnsi="Calibri"/>
+          <w:b/>
+          <w:sz w:val="20"/>
+        </w:rPr>
+        <w:t xml:space="preserve">Analytics &amp; Modeling: </w:t>
+      </w:r>
+      <w:r>
+        <w:rPr>
+          <w:rFonts w:ascii="Calibri" w:hAnsi="Calibri"/>
+          <w:sz w:val="20"/>
+        </w:rPr>
+        <w:t>forecasting, statistical analysis, root cause analysis</w:t>
+      </w:r>
+    </w:p>
+    <w:p>
+      <w:pPr>
+        <w:spacing w:after="60" w:before="140" w:line="240" w:lineRule="auto"/>
         <w:pBdr>
           <w:bottom w:val="single" w:sz="6" w:space="2" w:color="BFBFBF"/>
         </w:pBdr>
@@ -317,7 +337,7 @@
           <w:rFonts w:ascii="Calibri" w:hAnsi="Calibri"/>
           <w:sz w:val="20"/>
         </w:rPr>
-        <w:t>Elicit business, functional and non-functional requirements from non-technical stakeholders and translate them into documented specifications, user stories and acceptance criteria.</w:t>
+        <w:t>Build and automate Python and SQL data pipelines and reporting applications released through CI/CD practices on cloud infrastructure.</w:t>
       </w:r>
     </w:p>
     <w:p>
@@ -331,7 +351,7 @@
           <w:rFonts w:ascii="Calibri" w:hAnsi="Calibri"/>
           <w:sz w:val="20"/>
         </w:rPr>
-        <w:t>Analyze current- and future-state business processes to identify gaps, dependencies and improvement opportunities ahead of build.</w:t>
+        <w:t>Lead a monthly executive reporting cadence, presenting dashboard-driven insight on performance, risks and trends to align senior leadership on priorities.</w:t>
       </w:r>
     </w:p>
     <w:p>
@@ -345,7 +365,21 @@
           <w:rFonts w:ascii="Calibri" w:hAnsi="Calibri"/>
           <w:sz w:val="20"/>
         </w:rPr>
-        <w:t>Execute SQL against backend databases for extraction, validation and reconciliation, confirming delivered data matches documented requirements before release.</w:t>
+        <w:t>Engineered and deployed interactive Power BI dashboards integrating disparate enterprise data sources, cutting reporting time 30% and generating $20,000 in annual savings.</w:t>
+      </w:r>
+    </w:p>
+    <w:p>
+      <w:pPr>
+        <w:pStyle w:val="ListBullet"/>
+        <w:spacing w:after="40" w:before="0" w:line="240" w:lineRule="auto"/>
+        <w:ind w:left="259" w:hanging="187"/>
+      </w:pPr>
+      <w:r>
+        <w:rPr>
+          <w:rFonts w:ascii="Calibri" w:hAnsi="Calibri"/>
+          <w:sz w:val="20"/>
+        </w:rPr>
+        <w:t>Developed SQL and Python analyses across large-scale sales datasets to surface demand-supply imbalances, improving forecast accuracy 25% and informing inventory and capacity decisions.</w:t>
       </w:r>
     </w:p>
     <w:p>
@@ -373,35 +407,7 @@
           <w:rFonts w:ascii="Calibri" w:hAnsi="Calibri"/>
           <w:sz w:val="20"/>
         </w:rPr>
-        <w:t>Track analytics and delivery work in JIRA and document standards, templates and procedures in Confluence, maintaining backlog visibility, ownership and dependency tracking.</w:t>
-      </w:r>
-    </w:p>
-    <w:p>
-      <w:pPr>
-        <w:pStyle w:val="ListBullet"/>
-        <w:spacing w:after="40" w:before="0" w:line="240" w:lineRule="auto"/>
-        <w:ind w:left="259" w:hanging="187"/>
-      </w:pPr>
-      <w:r>
-        <w:rPr>
-          <w:rFonts w:ascii="Calibri" w:hAnsi="Calibri"/>
-          <w:sz w:val="20"/>
-        </w:rPr>
-        <w:t>Build and automate Python and SQL data pipelines and reporting applications released through CI/CD practices on cloud infrastructure.</w:t>
-      </w:r>
-    </w:p>
-    <w:p>
-      <w:pPr>
-        <w:pStyle w:val="ListBullet"/>
-        <w:spacing w:after="40" w:before="0" w:line="240" w:lineRule="auto"/>
-        <w:ind w:left="259" w:hanging="187"/>
-      </w:pPr>
-      <w:r>
-        <w:rPr>
-          <w:rFonts w:ascii="Calibri" w:hAnsi="Calibri"/>
-          <w:sz w:val="20"/>
-        </w:rPr>
-        <w:t>Maintain requirements traceability and version control across delivery cycles, keeping changes auditable from initial request through release.</w:t>
+        <w:t>Own data quality and governance processes across cross-functional analytics initiatives, maintaining review controls, ownership clarity and standards adoption that keep enterprise reporting trusted.</w:t>
       </w:r>
     </w:p>
     <w:p>
@@ -416,6 +422,20 @@
           <w:sz w:val="20"/>
         </w:rPr>
         <w:t>Serve as an expert resource to report consumers and mentor junior analysts on analytical methods, documentation standards and stakeholder communication.</w:t>
+      </w:r>
+    </w:p>
+    <w:p>
+      <w:pPr>
+        <w:pStyle w:val="ListBullet"/>
+        <w:spacing w:after="40" w:before="0" w:line="240" w:lineRule="auto"/>
+        <w:ind w:left="259" w:hanging="187"/>
+      </w:pPr>
+      <w:r>
+        <w:rPr>
+          <w:rFonts w:ascii="Calibri" w:hAnsi="Calibri"/>
+          <w:sz w:val="20"/>
+        </w:rPr>
+        <w:t>Designed a carton-sizing optimization model that saved 200 man-hours per month through data-driven change to inventory processes.</w:t>
       </w:r>
     </w:p>
     <w:p>
@@ -457,7 +477,21 @@
           <w:rFonts w:ascii="Calibri" w:hAnsi="Calibri"/>
           <w:sz w:val="20"/>
         </w:rPr>
-        <w:t>Led migration of manual data processes into SAP, applying master data management and validation controls to achieve 100% data integrity and cut data entry errors 40%.</w:t>
+        <w:t>Integrated SSRS with SQL Server and Excel to automate reporting pipelines, eliminating manual reporting effort and improving data accessibility for business and IT teams.</w:t>
+      </w:r>
+    </w:p>
+    <w:p>
+      <w:pPr>
+        <w:pStyle w:val="ListBullet"/>
+        <w:spacing w:after="40" w:before="0" w:line="240" w:lineRule="auto"/>
+        <w:ind w:left="259" w:hanging="187"/>
+      </w:pPr>
+      <w:r>
+        <w:rPr>
+          <w:rFonts w:ascii="Calibri" w:hAnsi="Calibri"/>
+          <w:sz w:val="20"/>
+        </w:rPr>
+        <w:t>Managed and analyzed data for 1,000+ pharmaceutical SKUs across East and West Africa, building reporting infrastructure to monitor supply-demand balance and flag inventory risk in real time.</w:t>
       </w:r>
     </w:p>
     <w:p>
@@ -485,7 +519,7 @@
           <w:rFonts w:ascii="Calibri" w:hAnsi="Calibri"/>
           <w:sz w:val="20"/>
         </w:rPr>
-        <w:t>Performed impact and scope analysis across supported applications and integrations, identifying systems impacts, dependencies and requirement gaps before build.</w:t>
+        <w:t>Conducted cost-benefit and root cause analysis in SQL, Power BI and Tableau across pharmaceutical operations, identifying inefficiencies that drove a $50M reduction in logistics costs.</w:t>
       </w:r>
     </w:p>
     <w:p>
@@ -499,7 +533,7 @@
           <w:rFonts w:ascii="Calibri" w:hAnsi="Calibri"/>
           <w:sz w:val="20"/>
         </w:rPr>
-        <w:t>Managed analytics delivery under Agile/Scrum and Waterfall in JIRA, tracking work items, owners, status, dependencies and risks while aligning stakeholders on roadmaps.</w:t>
+        <w:t>Led migration of manual data processes into SAP, applying master data management and validation controls to achieve 100% data integrity and cut data entry errors 40%.</w:t>
       </w:r>
     </w:p>
     <w:p>
@@ -513,7 +547,7 @@
           <w:rFonts w:ascii="Calibri" w:hAnsi="Calibri"/>
           <w:sz w:val="20"/>
         </w:rPr>
-        <w:t>Integrated SSRS with SQL Server and Excel to automate reporting pipelines, eliminating manual reporting effort and improving data accessibility for business and IT teams.</w:t>
+        <w:t>Improved demand forecast accuracy 20% through recurring performance reviews with planners and business subject-matter experts, using statistical models and historical trend analysis.</w:t>
       </w:r>
     </w:p>
     <w:p>
@@ -527,26 +561,12 @@
           <w:rFonts w:ascii="Calibri" w:hAnsi="Calibri"/>
           <w:sz w:val="20"/>
         </w:rPr>
-        <w:t>Validated delivered functionality against documented requirements through structured business acceptance testing at cutover.</w:t>
+        <w:t>Ran daily supply-demand gap analysis using VBA, Power BI, Tableau and PowerShell, reducing stockouts 30% through proactive insight delivery.</w:t>
       </w:r>
     </w:p>
     <w:p>
       <w:pPr>
-        <w:pStyle w:val="ListBullet"/>
-        <w:spacing w:after="40" w:before="0" w:line="240" w:lineRule="auto"/>
-        <w:ind w:left="259" w:hanging="187"/>
-      </w:pPr>
-      <w:r>
-        <w:rPr>
-          <w:rFonts w:ascii="Calibri" w:hAnsi="Calibri"/>
-          <w:sz w:val="20"/>
-        </w:rPr>
-        <w:t>Conducted cost-benefit and root cause analysis in SQL, Power BI and Tableau across pharmaceutical operations, identifying inefficiencies that drove a $50M reduction in logistics costs.</w:t>
-      </w:r>
-    </w:p>
-    <w:p>
-      <w:pPr>
-        <w:spacing w:after="60" w:before="160" w:line="240" w:lineRule="auto"/>
+        <w:spacing w:after="60" w:before="140" w:line="240" w:lineRule="auto"/>
         <w:pBdr>
           <w:bottom w:val="single" w:sz="6" w:space="2" w:color="BFBFBF"/>
         </w:pBdr>
@@ -621,7 +641,7 @@
     </w:p>
     <w:sectPr>
       <w:pgSz w:w="12240" w:h="15840"/>
-      <w:pgMar w:top="720" w:right="936" w:bottom="720" w:left="936" w:header="720" w:footer="720" w:gutter="0"/>
+      <w:pgMar w:top="720" w:right="864" w:bottom="720" w:left="864" w:header="720" w:footer="720" w:gutter="0"/>
       <w:cols w:space="720"/>
       <w:docGrid w:linePitch="360"/>
     </w:sectPr>
